--- a/Laboratorios - sesión 3/Lab 11/Preguntas a responder peces.docx
+++ b/Laboratorios - sesión 3/Lab 11/Preguntas a responder peces.docx
@@ -8,11 +8,19 @@
           <w:lang w:val="es-419"/>
         </w:rPr>
       </w:pPr>
-      <w:r>
-        <w:rPr>
-          <w:lang w:val="es-419"/>
-        </w:rPr>
-        <w:t>Preguntas a responder:</w:t>
+      <w:proofErr w:type="gramStart"/>
+      <w:r>
+        <w:rPr>
+          <w:lang w:val="es-419"/>
+        </w:rPr>
+        <w:t>Preguntas a responder</w:t>
+      </w:r>
+      <w:proofErr w:type="gramEnd"/>
+      <w:r>
+        <w:rPr>
+          <w:lang w:val="es-419"/>
+        </w:rPr>
+        <w:t>:</w:t>
       </w:r>
     </w:p>
     <w:p>
@@ -133,8 +141,30 @@
         <w:rPr>
           <w:lang w:val="es-419"/>
         </w:rPr>
-        <w:t>¿Cómo influye la tolerancia a la salinidad (Primario, Secundario, Periferal) en la distribución de las especies de peces?</w:t>
-      </w:r>
+        <w:t xml:space="preserve">¿Cómo influye la tolerancia a la salinidad (Primario, </w:t>
+      </w:r>
+      <w:proofErr w:type="gramStart"/>
+      <w:r>
+        <w:rPr>
+          <w:lang w:val="es-419"/>
+        </w:rPr>
+        <w:t xml:space="preserve">Secundario, </w:t>
+      </w:r>
+      <w:proofErr w:type="spellStart"/>
+      <w:r>
+        <w:rPr>
+          <w:lang w:val="es-419"/>
+        </w:rPr>
+        <w:t>Periferal</w:t>
+      </w:r>
+      <w:proofErr w:type="spellEnd"/>
+      <w:r>
+        <w:rPr>
+          <w:lang w:val="es-419"/>
+        </w:rPr>
+        <w:t>) en la distribución de las especies de peces?</w:t>
+      </w:r>
+      <w:proofErr w:type="gramEnd"/>
     </w:p>
     <w:p>
       <w:pPr>
@@ -756,11 +786,11 @@
     <w:qFormat/>
     <w:rsid w:val="00FF7827"/>
   </w:style>
-  <w:style w:type="paragraph" w:styleId="Heading1">
+  <w:style w:type="paragraph" w:styleId="Ttulo1">
     <w:name w:val="heading 1"/>
     <w:basedOn w:val="Normal"/>
     <w:next w:val="Normal"/>
-    <w:link w:val="Heading1Char"/>
+    <w:link w:val="Ttulo1Car"/>
     <w:uiPriority w:val="9"/>
     <w:qFormat/>
     <w:rsid w:val="00FF7827"/>
@@ -777,11 +807,11 @@
       <w:szCs w:val="40"/>
     </w:rPr>
   </w:style>
-  <w:style w:type="paragraph" w:styleId="Heading2">
+  <w:style w:type="paragraph" w:styleId="Ttulo2">
     <w:name w:val="heading 2"/>
     <w:basedOn w:val="Normal"/>
     <w:next w:val="Normal"/>
-    <w:link w:val="Heading2Char"/>
+    <w:link w:val="Ttulo2Car"/>
     <w:uiPriority w:val="9"/>
     <w:semiHidden/>
     <w:unhideWhenUsed/>
@@ -800,11 +830,11 @@
       <w:szCs w:val="32"/>
     </w:rPr>
   </w:style>
-  <w:style w:type="paragraph" w:styleId="Heading3">
+  <w:style w:type="paragraph" w:styleId="Ttulo3">
     <w:name w:val="heading 3"/>
     <w:basedOn w:val="Normal"/>
     <w:next w:val="Normal"/>
-    <w:link w:val="Heading3Char"/>
+    <w:link w:val="Ttulo3Car"/>
     <w:uiPriority w:val="9"/>
     <w:semiHidden/>
     <w:unhideWhenUsed/>
@@ -823,11 +853,11 @@
       <w:szCs w:val="28"/>
     </w:rPr>
   </w:style>
-  <w:style w:type="paragraph" w:styleId="Heading4">
+  <w:style w:type="paragraph" w:styleId="Ttulo4">
     <w:name w:val="heading 4"/>
     <w:basedOn w:val="Normal"/>
     <w:next w:val="Normal"/>
-    <w:link w:val="Heading4Char"/>
+    <w:link w:val="Ttulo4Car"/>
     <w:uiPriority w:val="9"/>
     <w:semiHidden/>
     <w:unhideWhenUsed/>
@@ -846,11 +876,11 @@
       <w:color w:val="0F4761" w:themeColor="accent1" w:themeShade="BF"/>
     </w:rPr>
   </w:style>
-  <w:style w:type="paragraph" w:styleId="Heading5">
+  <w:style w:type="paragraph" w:styleId="Ttulo5">
     <w:name w:val="heading 5"/>
     <w:basedOn w:val="Normal"/>
     <w:next w:val="Normal"/>
-    <w:link w:val="Heading5Char"/>
+    <w:link w:val="Ttulo5Car"/>
     <w:uiPriority w:val="9"/>
     <w:semiHidden/>
     <w:unhideWhenUsed/>
@@ -867,11 +897,11 @@
       <w:color w:val="0F4761" w:themeColor="accent1" w:themeShade="BF"/>
     </w:rPr>
   </w:style>
-  <w:style w:type="paragraph" w:styleId="Heading6">
+  <w:style w:type="paragraph" w:styleId="Ttulo6">
     <w:name w:val="heading 6"/>
     <w:basedOn w:val="Normal"/>
     <w:next w:val="Normal"/>
-    <w:link w:val="Heading6Char"/>
+    <w:link w:val="Ttulo6Car"/>
     <w:uiPriority w:val="9"/>
     <w:semiHidden/>
     <w:unhideWhenUsed/>
@@ -890,11 +920,11 @@
       <w:color w:val="595959" w:themeColor="text1" w:themeTint="A6"/>
     </w:rPr>
   </w:style>
-  <w:style w:type="paragraph" w:styleId="Heading7">
+  <w:style w:type="paragraph" w:styleId="Ttulo7">
     <w:name w:val="heading 7"/>
     <w:basedOn w:val="Normal"/>
     <w:next w:val="Normal"/>
-    <w:link w:val="Heading7Char"/>
+    <w:link w:val="Ttulo7Car"/>
     <w:uiPriority w:val="9"/>
     <w:semiHidden/>
     <w:unhideWhenUsed/>
@@ -911,11 +941,11 @@
       <w:color w:val="595959" w:themeColor="text1" w:themeTint="A6"/>
     </w:rPr>
   </w:style>
-  <w:style w:type="paragraph" w:styleId="Heading8">
+  <w:style w:type="paragraph" w:styleId="Ttulo8">
     <w:name w:val="heading 8"/>
     <w:basedOn w:val="Normal"/>
     <w:next w:val="Normal"/>
-    <w:link w:val="Heading8Char"/>
+    <w:link w:val="Ttulo8Car"/>
     <w:uiPriority w:val="9"/>
     <w:semiHidden/>
     <w:unhideWhenUsed/>
@@ -934,11 +964,11 @@
       <w:color w:val="272727" w:themeColor="text1" w:themeTint="D8"/>
     </w:rPr>
   </w:style>
-  <w:style w:type="paragraph" w:styleId="Heading9">
+  <w:style w:type="paragraph" w:styleId="Ttulo9">
     <w:name w:val="heading 9"/>
     <w:basedOn w:val="Normal"/>
     <w:next w:val="Normal"/>
-    <w:link w:val="Heading9Char"/>
+    <w:link w:val="Ttulo9Car"/>
     <w:uiPriority w:val="9"/>
     <w:semiHidden/>
     <w:unhideWhenUsed/>
@@ -955,12 +985,13 @@
       <w:color w:val="272727" w:themeColor="text1" w:themeTint="D8"/>
     </w:rPr>
   </w:style>
-  <w:style w:type="character" w:default="1" w:styleId="DefaultParagraphFont">
+  <w:style w:type="character" w:default="1" w:styleId="Fuentedeprrafopredeter">
     <w:name w:val="Default Paragraph Font"/>
     <w:uiPriority w:val="1"/>
+    <w:semiHidden/>
     <w:unhideWhenUsed/>
   </w:style>
-  <w:style w:type="table" w:default="1" w:styleId="TableNormal">
+  <w:style w:type="table" w:default="1" w:styleId="Tablanormal">
     <w:name w:val="Normal Table"/>
     <w:uiPriority w:val="99"/>
     <w:semiHidden/>
@@ -975,16 +1006,16 @@
       </w:tblCellMar>
     </w:tblPr>
   </w:style>
-  <w:style w:type="numbering" w:default="1" w:styleId="NoList">
+  <w:style w:type="numbering" w:default="1" w:styleId="Sinlista">
     <w:name w:val="No List"/>
     <w:uiPriority w:val="99"/>
     <w:semiHidden/>
     <w:unhideWhenUsed/>
   </w:style>
-  <w:style w:type="character" w:customStyle="1" w:styleId="Heading1Char">
-    <w:name w:val="Heading 1 Char"/>
-    <w:basedOn w:val="DefaultParagraphFont"/>
-    <w:link w:val="Heading1"/>
+  <w:style w:type="character" w:customStyle="1" w:styleId="Ttulo1Car">
+    <w:name w:val="Título 1 Car"/>
+    <w:basedOn w:val="Fuentedeprrafopredeter"/>
+    <w:link w:val="Ttulo1"/>
     <w:uiPriority w:val="9"/>
     <w:rsid w:val="00FF7827"/>
     <w:rPr>
@@ -994,10 +1025,10 @@
       <w:szCs w:val="40"/>
     </w:rPr>
   </w:style>
-  <w:style w:type="character" w:customStyle="1" w:styleId="Heading2Char">
-    <w:name w:val="Heading 2 Char"/>
-    <w:basedOn w:val="DefaultParagraphFont"/>
-    <w:link w:val="Heading2"/>
+  <w:style w:type="character" w:customStyle="1" w:styleId="Ttulo2Car">
+    <w:name w:val="Título 2 Car"/>
+    <w:basedOn w:val="Fuentedeprrafopredeter"/>
+    <w:link w:val="Ttulo2"/>
     <w:uiPriority w:val="9"/>
     <w:semiHidden/>
     <w:rsid w:val="00FF7827"/>
@@ -1008,10 +1039,10 @@
       <w:szCs w:val="32"/>
     </w:rPr>
   </w:style>
-  <w:style w:type="character" w:customStyle="1" w:styleId="Heading3Char">
-    <w:name w:val="Heading 3 Char"/>
-    <w:basedOn w:val="DefaultParagraphFont"/>
-    <w:link w:val="Heading3"/>
+  <w:style w:type="character" w:customStyle="1" w:styleId="Ttulo3Car">
+    <w:name w:val="Título 3 Car"/>
+    <w:basedOn w:val="Fuentedeprrafopredeter"/>
+    <w:link w:val="Ttulo3"/>
     <w:uiPriority w:val="9"/>
     <w:semiHidden/>
     <w:rsid w:val="00FF7827"/>
@@ -1022,10 +1053,10 @@
       <w:szCs w:val="28"/>
     </w:rPr>
   </w:style>
-  <w:style w:type="character" w:customStyle="1" w:styleId="Heading4Char">
-    <w:name w:val="Heading 4 Char"/>
-    <w:basedOn w:val="DefaultParagraphFont"/>
-    <w:link w:val="Heading4"/>
+  <w:style w:type="character" w:customStyle="1" w:styleId="Ttulo4Car">
+    <w:name w:val="Título 4 Car"/>
+    <w:basedOn w:val="Fuentedeprrafopredeter"/>
+    <w:link w:val="Ttulo4"/>
     <w:uiPriority w:val="9"/>
     <w:semiHidden/>
     <w:rsid w:val="00FF7827"/>
@@ -1036,10 +1067,10 @@
       <w:color w:val="0F4761" w:themeColor="accent1" w:themeShade="BF"/>
     </w:rPr>
   </w:style>
-  <w:style w:type="character" w:customStyle="1" w:styleId="Heading5Char">
-    <w:name w:val="Heading 5 Char"/>
-    <w:basedOn w:val="DefaultParagraphFont"/>
-    <w:link w:val="Heading5"/>
+  <w:style w:type="character" w:customStyle="1" w:styleId="Ttulo5Car">
+    <w:name w:val="Título 5 Car"/>
+    <w:basedOn w:val="Fuentedeprrafopredeter"/>
+    <w:link w:val="Ttulo5"/>
     <w:uiPriority w:val="9"/>
     <w:semiHidden/>
     <w:rsid w:val="00FF7827"/>
@@ -1048,10 +1079,10 @@
       <w:color w:val="0F4761" w:themeColor="accent1" w:themeShade="BF"/>
     </w:rPr>
   </w:style>
-  <w:style w:type="character" w:customStyle="1" w:styleId="Heading6Char">
-    <w:name w:val="Heading 6 Char"/>
-    <w:basedOn w:val="DefaultParagraphFont"/>
-    <w:link w:val="Heading6"/>
+  <w:style w:type="character" w:customStyle="1" w:styleId="Ttulo6Car">
+    <w:name w:val="Título 6 Car"/>
+    <w:basedOn w:val="Fuentedeprrafopredeter"/>
+    <w:link w:val="Ttulo6"/>
     <w:uiPriority w:val="9"/>
     <w:semiHidden/>
     <w:rsid w:val="00FF7827"/>
@@ -1062,10 +1093,10 @@
       <w:color w:val="595959" w:themeColor="text1" w:themeTint="A6"/>
     </w:rPr>
   </w:style>
-  <w:style w:type="character" w:customStyle="1" w:styleId="Heading7Char">
-    <w:name w:val="Heading 7 Char"/>
-    <w:basedOn w:val="DefaultParagraphFont"/>
-    <w:link w:val="Heading7"/>
+  <w:style w:type="character" w:customStyle="1" w:styleId="Ttulo7Car">
+    <w:name w:val="Título 7 Car"/>
+    <w:basedOn w:val="Fuentedeprrafopredeter"/>
+    <w:link w:val="Ttulo7"/>
     <w:uiPriority w:val="9"/>
     <w:semiHidden/>
     <w:rsid w:val="00FF7827"/>
@@ -1074,10 +1105,10 @@
       <w:color w:val="595959" w:themeColor="text1" w:themeTint="A6"/>
     </w:rPr>
   </w:style>
-  <w:style w:type="character" w:customStyle="1" w:styleId="Heading8Char">
-    <w:name w:val="Heading 8 Char"/>
-    <w:basedOn w:val="DefaultParagraphFont"/>
-    <w:link w:val="Heading8"/>
+  <w:style w:type="character" w:customStyle="1" w:styleId="Ttulo8Car">
+    <w:name w:val="Título 8 Car"/>
+    <w:basedOn w:val="Fuentedeprrafopredeter"/>
+    <w:link w:val="Ttulo8"/>
     <w:uiPriority w:val="9"/>
     <w:semiHidden/>
     <w:rsid w:val="00FF7827"/>
@@ -1088,10 +1119,10 @@
       <w:color w:val="272727" w:themeColor="text1" w:themeTint="D8"/>
     </w:rPr>
   </w:style>
-  <w:style w:type="character" w:customStyle="1" w:styleId="Heading9Char">
-    <w:name w:val="Heading 9 Char"/>
-    <w:basedOn w:val="DefaultParagraphFont"/>
-    <w:link w:val="Heading9"/>
+  <w:style w:type="character" w:customStyle="1" w:styleId="Ttulo9Car">
+    <w:name w:val="Título 9 Car"/>
+    <w:basedOn w:val="Fuentedeprrafopredeter"/>
+    <w:link w:val="Ttulo9"/>
     <w:uiPriority w:val="9"/>
     <w:semiHidden/>
     <w:rsid w:val="00FF7827"/>
@@ -1100,11 +1131,11 @@
       <w:color w:val="272727" w:themeColor="text1" w:themeTint="D8"/>
     </w:rPr>
   </w:style>
-  <w:style w:type="paragraph" w:styleId="Title">
+  <w:style w:type="paragraph" w:styleId="Ttulo">
     <w:name w:val="Title"/>
     <w:basedOn w:val="Normal"/>
     <w:next w:val="Normal"/>
-    <w:link w:val="TitleChar"/>
+    <w:link w:val="TtuloCar"/>
     <w:uiPriority w:val="10"/>
     <w:qFormat/>
     <w:rsid w:val="00FF7827"/>
@@ -1120,10 +1151,10 @@
       <w:szCs w:val="56"/>
     </w:rPr>
   </w:style>
-  <w:style w:type="character" w:customStyle="1" w:styleId="TitleChar">
-    <w:name w:val="Title Char"/>
-    <w:basedOn w:val="DefaultParagraphFont"/>
-    <w:link w:val="Title"/>
+  <w:style w:type="character" w:customStyle="1" w:styleId="TtuloCar">
+    <w:name w:val="Título Car"/>
+    <w:basedOn w:val="Fuentedeprrafopredeter"/>
+    <w:link w:val="Ttulo"/>
     <w:uiPriority w:val="10"/>
     <w:rsid w:val="00FF7827"/>
     <w:rPr>
@@ -1134,11 +1165,11 @@
       <w:szCs w:val="56"/>
     </w:rPr>
   </w:style>
-  <w:style w:type="paragraph" w:styleId="Subtitle">
+  <w:style w:type="paragraph" w:styleId="Subttulo">
     <w:name w:val="Subtitle"/>
     <w:basedOn w:val="Normal"/>
     <w:next w:val="Normal"/>
-    <w:link w:val="SubtitleChar"/>
+    <w:link w:val="SubttuloCar"/>
     <w:uiPriority w:val="11"/>
     <w:qFormat/>
     <w:rsid w:val="00FF7827"/>
@@ -1155,10 +1186,10 @@
       <w:szCs w:val="28"/>
     </w:rPr>
   </w:style>
-  <w:style w:type="character" w:customStyle="1" w:styleId="SubtitleChar">
-    <w:name w:val="Subtitle Char"/>
-    <w:basedOn w:val="DefaultParagraphFont"/>
-    <w:link w:val="Subtitle"/>
+  <w:style w:type="character" w:customStyle="1" w:styleId="SubttuloCar">
+    <w:name w:val="Subtítulo Car"/>
+    <w:basedOn w:val="Fuentedeprrafopredeter"/>
+    <w:link w:val="Subttulo"/>
     <w:uiPriority w:val="11"/>
     <w:rsid w:val="00FF7827"/>
     <w:rPr>
@@ -1169,11 +1200,11 @@
       <w:szCs w:val="28"/>
     </w:rPr>
   </w:style>
-  <w:style w:type="paragraph" w:styleId="Quote">
+  <w:style w:type="paragraph" w:styleId="Cita">
     <w:name w:val="Quote"/>
     <w:basedOn w:val="Normal"/>
     <w:next w:val="Normal"/>
-    <w:link w:val="QuoteChar"/>
+    <w:link w:val="CitaCar"/>
     <w:uiPriority w:val="29"/>
     <w:qFormat/>
     <w:rsid w:val="00FF7827"/>
@@ -1187,10 +1218,10 @@
       <w:color w:val="404040" w:themeColor="text1" w:themeTint="BF"/>
     </w:rPr>
   </w:style>
-  <w:style w:type="character" w:customStyle="1" w:styleId="QuoteChar">
-    <w:name w:val="Quote Char"/>
-    <w:basedOn w:val="DefaultParagraphFont"/>
-    <w:link w:val="Quote"/>
+  <w:style w:type="character" w:customStyle="1" w:styleId="CitaCar">
+    <w:name w:val="Cita Car"/>
+    <w:basedOn w:val="Fuentedeprrafopredeter"/>
+    <w:link w:val="Cita"/>
     <w:uiPriority w:val="29"/>
     <w:rsid w:val="00FF7827"/>
     <w:rPr>
@@ -1199,7 +1230,7 @@
       <w:color w:val="404040" w:themeColor="text1" w:themeTint="BF"/>
     </w:rPr>
   </w:style>
-  <w:style w:type="paragraph" w:styleId="ListParagraph">
+  <w:style w:type="paragraph" w:styleId="Prrafodelista">
     <w:name w:val="List Paragraph"/>
     <w:basedOn w:val="Normal"/>
     <w:uiPriority w:val="34"/>
@@ -1210,9 +1241,9 @@
       <w:contextualSpacing/>
     </w:pPr>
   </w:style>
-  <w:style w:type="character" w:styleId="IntenseEmphasis">
+  <w:style w:type="character" w:styleId="nfasisintenso">
     <w:name w:val="Intense Emphasis"/>
-    <w:basedOn w:val="DefaultParagraphFont"/>
+    <w:basedOn w:val="Fuentedeprrafopredeter"/>
     <w:uiPriority w:val="21"/>
     <w:qFormat/>
     <w:rsid w:val="00FF7827"/>
@@ -1222,11 +1253,11 @@
       <w:color w:val="0F4761" w:themeColor="accent1" w:themeShade="BF"/>
     </w:rPr>
   </w:style>
-  <w:style w:type="paragraph" w:styleId="IntenseQuote">
+  <w:style w:type="paragraph" w:styleId="Citadestacada">
     <w:name w:val="Intense Quote"/>
     <w:basedOn w:val="Normal"/>
     <w:next w:val="Normal"/>
-    <w:link w:val="IntenseQuoteChar"/>
+    <w:link w:val="CitadestacadaCar"/>
     <w:uiPriority w:val="30"/>
     <w:qFormat/>
     <w:rsid w:val="00FF7827"/>
@@ -1245,10 +1276,10 @@
       <w:color w:val="0F4761" w:themeColor="accent1" w:themeShade="BF"/>
     </w:rPr>
   </w:style>
-  <w:style w:type="character" w:customStyle="1" w:styleId="IntenseQuoteChar">
-    <w:name w:val="Intense Quote Char"/>
-    <w:basedOn w:val="DefaultParagraphFont"/>
-    <w:link w:val="IntenseQuote"/>
+  <w:style w:type="character" w:customStyle="1" w:styleId="CitadestacadaCar">
+    <w:name w:val="Cita destacada Car"/>
+    <w:basedOn w:val="Fuentedeprrafopredeter"/>
+    <w:link w:val="Citadestacada"/>
     <w:uiPriority w:val="30"/>
     <w:rsid w:val="00FF7827"/>
     <w:rPr>
@@ -1257,9 +1288,9 @@
       <w:color w:val="0F4761" w:themeColor="accent1" w:themeShade="BF"/>
     </w:rPr>
   </w:style>
-  <w:style w:type="character" w:styleId="IntenseReference">
+  <w:style w:type="character" w:styleId="Referenciaintensa">
     <w:name w:val="Intense Reference"/>
-    <w:basedOn w:val="DefaultParagraphFont"/>
+    <w:basedOn w:val="Fuentedeprrafopredeter"/>
     <w:uiPriority w:val="32"/>
     <w:qFormat/>
     <w:rsid w:val="00FF7827"/>
@@ -1271,9 +1302,9 @@
       <w:spacing w:val="5"/>
     </w:rPr>
   </w:style>
-  <w:style w:type="character" w:styleId="Hyperlink">
+  <w:style w:type="character" w:styleId="Hipervnculo">
     <w:name w:val="Hyperlink"/>
-    <w:basedOn w:val="DefaultParagraphFont"/>
+    <w:basedOn w:val="Fuentedeprrafopredeter"/>
     <w:uiPriority w:val="99"/>
     <w:unhideWhenUsed/>
     <w:rsid w:val="00961118"/>
@@ -1282,9 +1313,9 @@
       <w:u w:val="single"/>
     </w:rPr>
   </w:style>
-  <w:style w:type="character" w:styleId="UnresolvedMention">
+  <w:style w:type="character" w:styleId="Mencinsinresolver">
     <w:name w:val="Unresolved Mention"/>
-    <w:basedOn w:val="DefaultParagraphFont"/>
+    <w:basedOn w:val="Fuentedeprrafopredeter"/>
     <w:uiPriority w:val="99"/>
     <w:semiHidden/>
     <w:unhideWhenUsed/>
